--- a/ibm6450/files/MiniD4-D5.docx
+++ b/ibm6450/files/MiniD4-D5.docx
@@ -285,7 +285,7 @@
         <w:t>Team 1 · Ask it.</w:t>
       </w:r>
       <w:r>
-        <w:t xml:space="preserve"> (1) Five separate chats, same survey prompt from the study card, same cell (Starbucks × coffee quality); record the five numbers. (2) Trap test: your invented brand gets the survey prompt (screenshot the confident number), then a fresh chat asks "Is ___ a real coffee-shop brand in China?" (screenshot). Repeat both with the smallest real brand on the card.</w:t>
+        <w:t xml:space="preserve"> (1) Five separate chats, same survey prompt from the study card, same cell (Starbucks × coffee quality); record the five numbers. (2) Trap test: your invented brand gets the survey prompt (screenshot the confident number), then a fresh chat asks "Is ___ a real coffee-shop brand in the United States?" (screenshot). Repeat both with the smallest real brand on the card.</w:t>
       </w:r>
     </w:p>
     <w:p>
@@ -2225,7 +2225,7 @@
               <w:rPr>
                 <w:sz w:val="18"/>
               </w:rPr>
-              <w:t>Luckin</w:t>
+              <w:t>Dunkin'</w:t>
             </w:r>
           </w:p>
         </w:tc>
@@ -2305,7 +2305,7 @@
               <w:rPr>
                 <w:sz w:val="18"/>
               </w:rPr>
-              <w:t>Manner</w:t>
+              <w:t>Dutch Bros</w:t>
             </w:r>
           </w:p>
         </w:tc>
@@ -2385,7 +2385,7 @@
               <w:rPr>
                 <w:sz w:val="18"/>
               </w:rPr>
-              <w:t>Cotti</w:t>
+              <w:t>Peet's Coffee</w:t>
             </w:r>
           </w:p>
         </w:tc>
@@ -2465,7 +2465,7 @@
               <w:rPr>
                 <w:sz w:val="18"/>
               </w:rPr>
-              <w:t>%Arabica</w:t>
+              <w:t>The Coffee Bean &amp; Tea Leaf</w:t>
             </w:r>
           </w:p>
         </w:tc>
@@ -2545,7 +2545,7 @@
               <w:rPr>
                 <w:sz w:val="18"/>
               </w:rPr>
-              <w:t>Tims</w:t>
+              <w:t>Blue Bottle Coffee</w:t>
             </w:r>
           </w:p>
         </w:tc>

--- a/ibm6450/files/MiniD4-D5.docx
+++ b/ibm6450/files/MiniD4-D5.docx
@@ -7,7 +7,7 @@
         <w:pStyle w:val="Heading1"/>
       </w:pPr>
       <w:r>
-        <w:t>Mini D4–D5 — Execute evidence + panel-table handoff</w:t>
+        <w:t>Mini D4–D5 — Lab evidence + own-study data package</w:t>
       </w:r>
     </w:p>
     <w:tbl>
@@ -95,7 +95,7 @@
               <w:rPr>
                 <w:sz w:val="19"/>
               </w:rPr>
-              <w:t>D4 Friday Sep 11 (evidence-folder link on Canvas) · D5 Friday Sep 18 at the start of class (Team 1 only: panel table to Teams 2 and 3)</w:t>
+              <w:t>D4 Friday Sep 11 (lab evidence-folder link on Canvas, the night of the lab) · D5 Wednesday Sep 23, 11:59 PM (own-study data package; your Form closes that day)</w:t>
             </w:r>
           </w:p>
         </w:tc>
@@ -171,7 +171,7 @@
               <w:rPr>
                 <w:sz w:val="19"/>
               </w:rPr>
-              <w:t>Canvas — PDF of this doc's template, filled + the evidence-folder link</w:t>
+              <w:t>Canvas — PDF of this doc's template, filled + the evidence-folder link (re-upload for D5)</w:t>
             </w:r>
           </w:p>
         </w:tc>
@@ -192,10 +192,19 @@
         <w:rPr>
           <w:i/>
         </w:rPr>
-        <w:t>Marketing strategy with AI + the delta method</w:t>
+        <w:t>the mini-project lab</w:t>
       </w:r>
       <w:r>
-        <w:t xml:space="preserve"> → Project beat — Ask-it / Map-it builds (Block 2) → Stack layer — </w:t>
+        <w:t xml:space="preserve"> → Sep 18 </w:t>
+      </w:r>
+      <w:r>
+        <w:rPr>
+          <w:i/>
+        </w:rPr>
+        <w:t>AI-powered literature review</w:t>
+      </w:r>
+      <w:r>
+        <w:t xml:space="preserve"> → Project beat — the lab (Block 2) and your own study (Block 3) → Stack layer — </w:t>
       </w:r>
       <w:r>
         <w:rPr>
@@ -217,7 +226,25 @@
     </w:p>
     <w:p>
       <w:r>
-        <w:t>This week your angle becomes evidence: named screenshots and a table another team can use. Execute is the heaviest rubric row, scored on what is in your folder, not on adjectives in your slides. Team 1's panel table is the class's shared dataset from Sep 18 on, so the handoff is a deadline for three teams, not one.</w:t>
+        <w:t xml:space="preserve">Execute is the heaviest rubric row, scored on what is in your folder, not on adjectives in your slides — and it now covers two runs of the method. </w:t>
+      </w:r>
+      <w:r>
+        <w:rPr>
+          <w:b/>
+        </w:rPr>
+        <w:t>D4</w:t>
+      </w:r>
+      <w:r>
+        <w:t xml:space="preserve"> is the lab: on Sep 11 every team runs all three stages on the coffee card in one evening (Stage 1 panel with spread and trap test; Stage 2 map with named axes; Stage 3 class-survey check with the floor). </w:t>
+      </w:r>
+      <w:r>
+        <w:rPr>
+          <w:b/>
+        </w:rPr>
+        <w:t>D5</w:t>
+      </w:r>
+      <w:r>
+        <w:t xml:space="preserve"> is your own study: the same three stages on a category your team chose, checked against real people you recruited.</w:t>
       </w:r>
     </w:p>
     <w:p>
@@ -236,10 +263,24 @@
         <w:rPr>
           <w:b/>
         </w:rPr>
+        <w:t>Before Sep 11: build the map artifact.</w:t>
+      </w:r>
+      <w:r>
+        <w:t xml:space="preserve"> Map-builder prompt on the companion page, pre-run GPT-4.1 table; iterate by rejecting drafts, not by coding. It takes any 6 × 5 table, so it serves your own category too.</w:t>
+      </w:r>
+    </w:p>
+    <w:p>
+      <w:pPr>
+        <w:pStyle w:val="ListNumber"/>
+      </w:pPr>
+      <w:r>
+        <w:rPr>
+          <w:b/>
+        </w:rPr>
         <w:t>Set up the evidence folder</w:t>
       </w:r>
       <w:r>
-        <w:t xml:space="preserve"> (Drive or OneDrive, shared with me and the class). Name every file </w:t>
+        <w:t xml:space="preserve"> (Drive or OneDrive, shared with me). Name every file </w:t>
       </w:r>
       <w:r>
         <w:rPr>
@@ -254,10 +295,10 @@
         <w:rPr>
           <w:rFonts w:ascii="Courier New" w:hAnsi="Courier New"/>
         </w:rPr>
-        <w:t>Team1_step2_trapbrand_confident_20260910.png</w:t>
+        <w:t>Team1_s1_trapbrand_confident_20260911.png</w:t>
       </w:r>
       <w:r>
-        <w:t>. Unnamed screenshots do not count.</w:t>
+        <w:t>.</w:t>
       </w:r>
     </w:p>
     <w:p>
@@ -268,10 +309,10 @@
         <w:rPr>
           <w:b/>
         </w:rPr>
-        <w:t>Run your angle's Execute steps 1–2 (D4)</w:t>
+        <w:t>The lab, Sep 11 (D4)</w:t>
       </w:r>
       <w:r>
-        <w:t>, in fresh chats each time so the AI cannot remember its last answer:</w:t>
+        <w:t xml:space="preserve"> — fresh chats every time so the AI cannot remember its last answer:</w:t>
       </w:r>
     </w:p>
     <w:p>
@@ -282,10 +323,10 @@
         <w:rPr>
           <w:b/>
         </w:rPr>
-        <w:t>Team 1 · Ask it.</w:t>
+        <w:t>Stage 1 · Ask it.</w:t>
       </w:r>
       <w:r>
-        <w:t xml:space="preserve"> (1) Five separate chats, same survey prompt from the study card, same cell (Starbucks × coffee quality); record the five numbers. (2) Trap test: your invented brand gets the survey prompt (screenshot the confident number), then a fresh chat asks "Is ___ a real coffee-shop brand in the United States?" (screenshot). Repeat both with the smallest real brand on the card.</w:t>
+        <w:t xml:space="preserve"> Five separate chats, same survey prompt, same cell (Starbucks × coffee quality); record the five numbers. Trap test: your invented brand gets the survey prompt (screenshot the confident number), then a fresh chat asks "Is ___ a real coffee-shop brand in the United States?" (screenshot); repeat both with the smallest real brand on the card. Panel prompt → your team's 6 × 5 table from 20 simulated consumers, pasted into the folder as plain text.</w:t>
       </w:r>
     </w:p>
     <w:p>
@@ -296,10 +337,10 @@
         <w:rPr>
           <w:b/>
         </w:rPr>
-        <w:t>Team 2 · Map it.</w:t>
+        <w:t>Stage 2 · Map it.</w:t>
       </w:r>
       <w:r>
-        <w:t xml:space="preserve"> (1) Use the map-builder prompt to have the AI build the interactive map as an artifact; iterate by rejecting drafts, not by coding. (2) Load the pre-run GPT-4.1 table as rehearsal data and confirm the map runs on a phone and a laptop. Then run a second placement in a fresh chat and save both maps side by side.</w:t>
+        <w:t xml:space="preserve"> Paste your own panel table into the artifact. Second placement in a fresh chat; save both maps side by side; name the axes from the attributes; write the white-space sentence.</w:t>
       </w:r>
     </w:p>
     <w:p>
@@ -310,24 +351,10 @@
         <w:rPr>
           <w:b/>
         </w:rPr>
-        <w:t>Team 3 · Check it.</w:t>
+        <w:t>Stage 3 · Check it.</w:t>
       </w:r>
       <w:r>
-        <w:t xml:space="preserve"> (1) Treat the two pre-run AI tables as Table A and a stand-in Table B; rehearse the tally and spot-check three cells by hand. (2) Run the order-check prompt on the two tables and save the per-attribute rankings and the pair-agreement percentage next to the chance floor.</w:t>
-      </w:r>
-    </w:p>
-    <w:p>
-      <w:pPr>
-        <w:pStyle w:val="ListNumber"/>
-      </w:pPr>
-      <w:r>
-        <w:rPr>
-          <w:b/>
-        </w:rPr>
-        <w:t>Team 1 only: run the panel prompt (D5).</w:t>
-      </w:r>
-      <w:r>
-        <w:t xml:space="preserve"> Generate the full 6 × 5 table from 20 simulated consumers, including the three cells the AI is least sure about. Compare a few cells with your five-run numbers. Enter the table in Appendix A with mean, spread, and n per cell.</w:t>
+        <w:t xml:space="preserve"> Tally the class-survey Sheet (released to all teams at the start of the lab): X excluded from averages and counted per brand; spot-check three cells by hand. Run the order-check prompt on your AI table vs. the class table; save the per-attribute rankings and the pair-agreement percentage next to the chance floor. One line per big miss.</w:t>
       </w:r>
     </w:p>
     <w:p>
@@ -341,7 +368,7 @@
         <w:t>Fill the evidence index</w:t>
       </w:r>
       <w:r>
-        <w:t xml:space="preserve"> (Appendix A): one row per file, which angle step it belongs to, what it shows, and the date.</w:t>
+        <w:t xml:space="preserve"> (Appendix A): one row per file, which stage and step, what it shows, and the date. Upload the PDF with the folder link on Sep 11.</w:t>
       </w:r>
     </w:p>
     <w:p>
@@ -352,10 +379,71 @@
         <w:rPr>
           <w:b/>
         </w:rPr>
-        <w:t>Handoff, Sep 18 at the start of class (D5).</w:t>
+        <w:t>Your own study, Sep 12–23 (D5).</w:t>
+      </w:r>
+    </w:p>
+    <w:p>
+      <w:pPr>
+        <w:pStyle w:val="ListBullet"/>
+      </w:pPr>
+      <w:r>
+        <w:rPr>
+          <w:b/>
+        </w:rPr>
+        <w:t>Launch the Form by Sun Sep 13</w:t>
       </w:r>
       <w:r>
-        <w:t xml:space="preserve"> Team 1 gives Teams 2 and 3 the table in the format they asked for; each receiving team signs the confirmation line. Teams 2 and 3 then swap in the real table.</w:t>
+        <w:t>, on the class Form's pattern (five grids, your six brands, 0–10 + X, anonymous, no sign-in). The companion page has a Form-builder prompt that makes ChatGPT write the Apps Script. Respondents: anyone outside your team who buys in the category (friends, family, coworkers, other-course classmates); 15 or more, 10 minimum. Nobody sees an AI number before answering.</w:t>
+      </w:r>
+    </w:p>
+    <w:p>
+      <w:pPr>
+        <w:pStyle w:val="ListBullet"/>
+      </w:pPr>
+      <w:r>
+        <w:rPr>
+          <w:b/>
+        </w:rPr>
+        <w:t>Run your AI panel (Sep 18, in class)</w:t>
+      </w:r>
+      <w:r>
+        <w:t xml:space="preserve"> with your brand and attribute lists swapped into the panel prompt; 20 simulated consumers; fresh chat; a second AI if you want the +5. Spellings must match the Form exactly.</w:t>
+      </w:r>
+    </w:p>
+    <w:p>
+      <w:pPr>
+        <w:pStyle w:val="ListBullet"/>
+      </w:pPr>
+      <w:r>
+        <w:rPr>
+          <w:b/>
+        </w:rPr>
+        <w:t>Map it</w:t>
+      </w:r>
+      <w:r>
+        <w:t xml:space="preserve"> in your artifact; rename the axes.</w:t>
+      </w:r>
+    </w:p>
+    <w:p>
+      <w:pPr>
+        <w:pStyle w:val="ListBullet"/>
+      </w:pPr>
+      <w:r>
+        <w:rPr>
+          <w:b/>
+        </w:rPr>
+        <w:t>Check it:</w:t>
+      </w:r>
+      <w:r>
+        <w:t xml:space="preserve"> tally your responses (X excluded and counted), run the order-check prompt on your AI table vs. your human table , state the floor.</w:t>
+      </w:r>
+    </w:p>
+    <w:p>
+      <w:pPr>
+        <w:pStyle w:val="ListBullet"/>
+      </w:pPr>
+      <w:r>
+        <w:t>Close the Form Wed Sep 23 and enter the tables in Appendix A.</w:t>
       </w:r>
     </w:p>
     <w:p>
@@ -377,10 +465,10 @@
         <w:rPr>
           <w:b/>
         </w:rPr>
-        <w:t>Export to PDF</w:t>
+        <w:t>Re-upload the PDF</w:t>
       </w:r>
       <w:r>
-        <w:t xml:space="preserve"> and upload with the folder link by Sep 11; Team 1 re-uploads with the table and signatures by Sep 18.</w:t>
+        <w:t xml:space="preserve"> with Appendix A completed and the folder link by Wed Sep 23, 11:59 PM.</w:t>
       </w:r>
     </w:p>
     <w:p>
@@ -430,7 +518,7 @@
         <w:t xml:space="preserve">☐  </w:t>
       </w:r>
       <w:r>
-        <w:t>Team 1: five-run spread, both trap-brand screenshot pairs, the 6 × 5 panel table with mean · spread · n</w:t>
+        <w:t>D4 lab: five-run spread, both trap-brand screenshot pairs, your 6 × 5 coffee panel table (plain text), artifact link or file, two-run side-by-side, axis names, class tally with X-rates, order-check output with the floor</w:t>
       </w:r>
     </w:p>
     <w:p>
@@ -444,35 +532,7 @@
         <w:t xml:space="preserve">☐  </w:t>
       </w:r>
       <w:r>
-        <w:t>Team 2: running map artifact (link or file), two-run side-by-side screenshot, first-pass axis names</w:t>
-      </w:r>
-    </w:p>
-    <w:p>
-      <w:pPr>
-        <w:ind w:left="360"/>
-      </w:pPr>
-      <w:r>
-        <w:rPr>
-          <w:b/>
-        </w:rPr>
-        <w:t xml:space="preserve">☐  </w:t>
-      </w:r>
-      <w:r>
-        <w:t>Team 3: rehearsal tally with three hand-checked cells, order-check output with the chance floor stated</w:t>
-      </w:r>
-    </w:p>
-    <w:p>
-      <w:pPr>
-        <w:ind w:left="360"/>
-      </w:pPr>
-      <w:r>
-        <w:rPr>
-          <w:b/>
-        </w:rPr>
-        <w:t xml:space="preserve">☐  </w:t>
-      </w:r>
-      <w:r>
-        <w:t>D5 handoff confirmation signed by Teams 2 and 3 (Team 1's re-upload)</w:t>
+        <w:t>D5 own study: study card (category, client, six brands, five attributes), Form link, own panel table (mean · spread · n), survey tally with n and X-rate per brand, order-check output with the floor</w:t>
       </w:r>
     </w:p>
     <w:p>
@@ -621,7 +681,7 @@
               <w:rPr>
                 <w:sz w:val="19"/>
               </w:rPr>
-              <w:t>Study-card prompts used as written; fresh chat per repeat; scope caps respected</w:t>
+              <w:t>Study-card prompts used as written; fresh chat per repeat; scope caps respected; own-study spellings identical on Form, panel, and check</w:t>
             </w:r>
           </w:p>
         </w:tc>
@@ -677,7 +737,7 @@
               <w:rPr>
                 <w:sz w:val="19"/>
               </w:rPr>
-              <w:t>Every claim you will make on Sep 25 already has a named screenshot; the spread, the trap pair, the two maps, or the floor is visible in the file, not described</w:t>
+              <w:t>Every claim you will make on Sep 25 already has a named screenshot; the spread, the trap pair, the two maps, and the floor are visible in the file, not described — for both studies</w:t>
             </w:r>
           </w:p>
         </w:tc>
@@ -697,7 +757,7 @@
               <w:rPr>
                 <w:sz w:val="19"/>
               </w:rPr>
-              <w:t>Handoff and reuse (→ Execute)</w:t>
+              <w:t>Own-study data (→ Execute)</w:t>
             </w:r>
           </w:p>
         </w:tc>
@@ -733,7 +793,7 @@
               <w:rPr>
                 <w:sz w:val="19"/>
               </w:rPr>
-              <w:t>Team 1's table arrives on time in a form Teams 2 and 3 can paste; receiving teams confirm; rehearsal data clearly labeled as simulated</w:t>
+              <w:t>Form launched by Sep 13 and closed Sep 23; n reported honestly with the X-rate per brand; respondents never shown an AI number; nothing edited or dropped</w:t>
             </w:r>
           </w:p>
         </w:tc>
@@ -789,7 +849,7 @@
               <w:rPr>
                 <w:sz w:val="19"/>
               </w:rPr>
-              <w:t>Every folder file appears in the index with step and date; nothing recycled from the instructor's demos</w:t>
+              <w:t>Every folder file appears in the index with stage, step, and date; nothing recycled from the instructor's demos</w:t>
             </w:r>
           </w:p>
         </w:tc>
@@ -1018,7 +1078,7 @@
               <w:rPr>
                 <w:sz w:val="19"/>
               </w:rPr>
-              <w:t>Team / angle</w:t>
+              <w:t>Team</w:t>
             </w:r>
           </w:p>
         </w:tc>
@@ -1183,7 +1243,16 @@
         <w:t>Evidence index.</w:t>
       </w:r>
       <w:r>
-        <w:t xml:space="preserve"> One row per file in the folder. Angle step = the numbered Execute step from the brief (Team 1: 1 five-run, 2 trap, 3 panel; Team 2: 1 build, 2 rehearsal load, 3 two-run; Team 3: 1 tally, 2 order-check).</w:t>
+        <w:t xml:space="preserve"> One row per file in the folder. Stage · step = the numbered step on the companion page (Stage 1: 1 five-run, 2 trap, 3 panel, 4 sanity; Stage 2: 1 build, 2 rehearsal, 3 own table, 4 two-run, 5 axes; Stage 3: 1 claim, 2 tally, 3 order check, 4 misses, 5 verdict). Prefix own-study files with </w:t>
+      </w:r>
+      <w:r>
+        <w:rPr>
+          <w:rFonts w:ascii="Courier New" w:hAnsi="Courier New"/>
+        </w:rPr>
+        <w:t>own_</w:t>
+      </w:r>
+      <w:r>
+        <w:t>.</w:t>
       </w:r>
     </w:p>
     <w:tbl>
@@ -1256,7 +1325,7 @@
                 <w:b/>
                 <w:sz w:val="18"/>
               </w:rPr>
-              <w:t>Angle step</w:t>
+              <w:t>Stage · step</w:t>
             </w:r>
           </w:p>
         </w:tc>
@@ -1929,6 +1998,142 @@
                 <w:sz w:val="18"/>
               </w:rPr>
               <w:t>10</w:t>
+            </w:r>
+          </w:p>
+        </w:tc>
+        <w:tc>
+          <w:tcPr>
+            <w:tcW w:type="dxa" w:w="2822"/>
+          </w:tcPr>
+          <w:p>
+            <w:r>
+              <w:rPr>
+                <w:sz w:val="18"/>
+              </w:rPr>
+            </w:r>
+          </w:p>
+        </w:tc>
+        <w:tc>
+          <w:tcPr>
+            <w:tcW w:type="dxa" w:w="2822"/>
+          </w:tcPr>
+          <w:p>
+            <w:r>
+              <w:rPr>
+                <w:sz w:val="18"/>
+              </w:rPr>
+            </w:r>
+          </w:p>
+        </w:tc>
+        <w:tc>
+          <w:tcPr>
+            <w:tcW w:type="dxa" w:w="2822"/>
+          </w:tcPr>
+          <w:p>
+            <w:r>
+              <w:rPr>
+                <w:sz w:val="18"/>
+              </w:rPr>
+            </w:r>
+          </w:p>
+        </w:tc>
+        <w:tc>
+          <w:tcPr>
+            <w:tcW w:type="dxa" w:w="2822"/>
+          </w:tcPr>
+          <w:p>
+            <w:r>
+              <w:rPr>
+                <w:sz w:val="18"/>
+              </w:rPr>
+            </w:r>
+          </w:p>
+        </w:tc>
+      </w:tr>
+      <w:tr>
+        <w:tc>
+          <w:tcPr>
+            <w:tcW w:type="dxa" w:w="2822"/>
+          </w:tcPr>
+          <w:p>
+            <w:r>
+              <w:rPr>
+                <w:sz w:val="18"/>
+              </w:rPr>
+            </w:r>
+            <w:r>
+              <w:rPr>
+                <w:sz w:val="18"/>
+              </w:rPr>
+              <w:t>11</w:t>
+            </w:r>
+          </w:p>
+        </w:tc>
+        <w:tc>
+          <w:tcPr>
+            <w:tcW w:type="dxa" w:w="2822"/>
+          </w:tcPr>
+          <w:p>
+            <w:r>
+              <w:rPr>
+                <w:sz w:val="18"/>
+              </w:rPr>
+            </w:r>
+          </w:p>
+        </w:tc>
+        <w:tc>
+          <w:tcPr>
+            <w:tcW w:type="dxa" w:w="2822"/>
+          </w:tcPr>
+          <w:p>
+            <w:r>
+              <w:rPr>
+                <w:sz w:val="18"/>
+              </w:rPr>
+            </w:r>
+          </w:p>
+        </w:tc>
+        <w:tc>
+          <w:tcPr>
+            <w:tcW w:type="dxa" w:w="2822"/>
+          </w:tcPr>
+          <w:p>
+            <w:r>
+              <w:rPr>
+                <w:sz w:val="18"/>
+              </w:rPr>
+            </w:r>
+          </w:p>
+        </w:tc>
+        <w:tc>
+          <w:tcPr>
+            <w:tcW w:type="dxa" w:w="2822"/>
+          </w:tcPr>
+          <w:p>
+            <w:r>
+              <w:rPr>
+                <w:sz w:val="18"/>
+              </w:rPr>
+            </w:r>
+          </w:p>
+        </w:tc>
+      </w:tr>
+      <w:tr>
+        <w:tc>
+          <w:tcPr>
+            <w:tcW w:type="dxa" w:w="2822"/>
+          </w:tcPr>
+          <w:p>
+            <w:r>
+              <w:rPr>
+                <w:sz w:val="18"/>
+              </w:rPr>
+            </w:r>
+            <w:r>
+              <w:rPr>
+                <w:sz w:val="18"/>
+              </w:rPr>
+              <w:t>12</w:t>
             </w:r>
           </w:p>
         </w:tc>
@@ -1988,7 +2193,7 @@
         <w:rPr>
           <w:b/>
         </w:rPr>
-        <w:t>Team 1 — panel table (D5).</w:t>
+        <w:t>D4 — Coffee panel table (the lab).</w:t>
       </w:r>
       <w:r>
         <w:t xml:space="preserve"> Mean = average across the 20 simulated consumers, one decimal. Spread = range (min–max) or SD across the 20. n = number of simulated consumers who answered the cell (20 unless the AI dropped any). Mark the three least-confident cells with an asterisk.</w:t>
@@ -2065,7 +2270,7 @@
                 <w:b/>
                 <w:sz w:val="18"/>
               </w:rPr>
-              <w:t>Value mean · spread · n</w:t>
+              <w:t>Low prices mean · spread · n</w:t>
             </w:r>
           </w:p>
         </w:tc>
@@ -2639,7 +2844,7 @@
                 <w:b/>
                 <w:sz w:val="18"/>
               </w:rPr>
-              <w:t>Provenance</w:t>
+              <w:t>Lab provenance</w:t>
             </w:r>
           </w:p>
         </w:tc>
@@ -2775,7 +2980,39 @@
               <w:rPr>
                 <w:sz w:val="18"/>
               </w:rPr>
-              <w:t>Three least-confident cells, with the AI's reason</w:t>
+              <w:t>Trap brand (kept off the table) and the two screenshot file names</w:t>
+            </w:r>
+          </w:p>
+        </w:tc>
+        <w:tc>
+          <w:tcPr>
+            <w:tcW w:type="dxa" w:w="7056"/>
+          </w:tcPr>
+          <w:p>
+            <w:r>
+              <w:rPr>
+                <w:sz w:val="18"/>
+              </w:rPr>
+            </w:r>
+          </w:p>
+        </w:tc>
+      </w:tr>
+      <w:tr>
+        <w:tc>
+          <w:tcPr>
+            <w:tcW w:type="dxa" w:w="7056"/>
+          </w:tcPr>
+          <w:p>
+            <w:r>
+              <w:rPr>
+                <w:sz w:val="18"/>
+              </w:rPr>
+            </w:r>
+            <w:r>
+              <w:rPr>
+                <w:sz w:val="18"/>
+              </w:rPr>
+              <w:t>Class survey: n, X-rate per brand, pair-agreement % and the floor</w:t>
             </w:r>
           </w:p>
         </w:tc>
@@ -2805,14 +3042,21 @@
       </w:pPr>
     </w:p>
     <w:p>
+      <w:pPr>
+        <w:sectPr>
+          <w:pgSz w:w="12240" w:h="15840"/>
+          <w:pgMar w:top="1008" w:right="1152" w:bottom="1008" w:left="1152" w:header="720" w:footer="720" w:gutter="0"/>
+          <w:cols w:space="720"/>
+          <w:docGrid w:linePitch="360"/>
+        </w:sectPr>
+      </w:pPr>
+    </w:p>
+    <w:p>
       <w:r>
         <w:rPr>
           <w:b/>
         </w:rPr>
-        <w:t>Handoff confirmation (D5, Sep 18 start of class).</w:t>
-      </w:r>
-      <w:r>
-        <w:t xml:space="preserve"> Each receiving team writes one member's name and the time received.</w:t>
+        <w:t>D5 — Own-study card and tables.</w:t>
       </w:r>
     </w:p>
     <w:tbl>
@@ -2822,47 +3066,47 @@
         <w:tblLook w:firstColumn="1" w:firstRow="1" w:lastColumn="0" w:lastRow="0" w:noHBand="0" w:noVBand="1" w:val="04A0"/>
       </w:tblPr>
       <w:tblGrid>
-        <w:gridCol w:w="4968"/>
-        <w:gridCol w:w="4968"/>
+        <w:gridCol w:w="7056"/>
+        <w:gridCol w:w="7056"/>
       </w:tblGrid>
       <w:tr>
         <w:tc>
           <w:tcPr>
-            <w:tcW w:type="dxa" w:w="4968"/>
+            <w:tcW w:type="dxa" w:w="7056"/>
           </w:tcPr>
           <w:p>
             <w:r>
               <w:rPr>
                 <w:b/>
-                <w:sz w:val="19"/>
+                <w:sz w:val="18"/>
               </w:rPr>
             </w:r>
             <w:r>
               <w:rPr>
                 <w:b/>
-                <w:sz w:val="19"/>
-              </w:rPr>
-              <w:t>Receiving team</w:t>
+                <w:sz w:val="18"/>
+              </w:rPr>
+              <w:t>Own study</w:t>
             </w:r>
           </w:p>
         </w:tc>
         <w:tc>
           <w:tcPr>
-            <w:tcW w:type="dxa" w:w="4968"/>
+            <w:tcW w:type="dxa" w:w="7056"/>
           </w:tcPr>
           <w:p>
             <w:r>
               <w:rPr>
                 <w:b/>
-                <w:sz w:val="19"/>
+                <w:sz w:val="18"/>
               </w:rPr>
             </w:r>
             <w:r>
               <w:rPr>
                 <w:b/>
-                <w:sz w:val="19"/>
-              </w:rPr>
-              <w:t>Received the table in usable form (name + time)</w:t>
+                <w:sz w:val="18"/>
+              </w:rPr>
+              <w:t>Your entry</w:t>
             </w:r>
           </w:p>
         </w:tc>
@@ -2870,30 +3114,30 @@
       <w:tr>
         <w:tc>
           <w:tcPr>
-            <w:tcW w:type="dxa" w:w="4968"/>
+            <w:tcW w:type="dxa" w:w="7056"/>
           </w:tcPr>
           <w:p>
             <w:r>
               <w:rPr>
-                <w:sz w:val="19"/>
-              </w:rPr>
-            </w:r>
-            <w:r>
-              <w:rPr>
-                <w:sz w:val="19"/>
-              </w:rPr>
-              <w:t>Team 2 · Map it</w:t>
+                <w:sz w:val="18"/>
+              </w:rPr>
+            </w:r>
+            <w:r>
+              <w:rPr>
+                <w:sz w:val="18"/>
+              </w:rPr>
+              <w:t>Category and client</w:t>
             </w:r>
           </w:p>
         </w:tc>
         <w:tc>
           <w:tcPr>
-            <w:tcW w:type="dxa" w:w="4968"/>
+            <w:tcW w:type="dxa" w:w="7056"/>
           </w:tcPr>
           <w:p>
             <w:r>
               <w:rPr>
-                <w:sz w:val="19"/>
+                <w:sz w:val="18"/>
               </w:rPr>
             </w:r>
           </w:p>
@@ -2902,30 +3146,158 @@
       <w:tr>
         <w:tc>
           <w:tcPr>
-            <w:tcW w:type="dxa" w:w="4968"/>
+            <w:tcW w:type="dxa" w:w="7056"/>
           </w:tcPr>
           <w:p>
             <w:r>
               <w:rPr>
-                <w:sz w:val="19"/>
-              </w:rPr>
-            </w:r>
-            <w:r>
-              <w:rPr>
-                <w:sz w:val="19"/>
-              </w:rPr>
-              <w:t>Team 3 · Check it</w:t>
+                <w:sz w:val="18"/>
+              </w:rPr>
+            </w:r>
+            <w:r>
+              <w:rPr>
+                <w:sz w:val="18"/>
+              </w:rPr>
+              <w:t>Six brands (exact spellings)</w:t>
             </w:r>
           </w:p>
         </w:tc>
         <w:tc>
           <w:tcPr>
-            <w:tcW w:type="dxa" w:w="4968"/>
+            <w:tcW w:type="dxa" w:w="7056"/>
           </w:tcPr>
           <w:p>
             <w:r>
               <w:rPr>
-                <w:sz w:val="19"/>
+                <w:sz w:val="18"/>
+              </w:rPr>
+            </w:r>
+          </w:p>
+        </w:tc>
+      </w:tr>
+      <w:tr>
+        <w:tc>
+          <w:tcPr>
+            <w:tcW w:type="dxa" w:w="7056"/>
+          </w:tcPr>
+          <w:p>
+            <w:r>
+              <w:rPr>
+                <w:sz w:val="18"/>
+              </w:rPr>
+            </w:r>
+            <w:r>
+              <w:rPr>
+                <w:sz w:val="18"/>
+              </w:rPr>
+              <w:t>Five level attributes (exact wording)</w:t>
+            </w:r>
+          </w:p>
+        </w:tc>
+        <w:tc>
+          <w:tcPr>
+            <w:tcW w:type="dxa" w:w="7056"/>
+          </w:tcPr>
+          <w:p>
+            <w:r>
+              <w:rPr>
+                <w:sz w:val="18"/>
+              </w:rPr>
+            </w:r>
+          </w:p>
+        </w:tc>
+      </w:tr>
+      <w:tr>
+        <w:tc>
+          <w:tcPr>
+            <w:tcW w:type="dxa" w:w="7056"/>
+          </w:tcPr>
+          <w:p>
+            <w:r>
+              <w:rPr>
+                <w:sz w:val="18"/>
+              </w:rPr>
+            </w:r>
+            <w:r>
+              <w:rPr>
+                <w:sz w:val="18"/>
+              </w:rPr>
+              <w:t>Form link (published) · launched on · closed on</w:t>
+            </w:r>
+          </w:p>
+        </w:tc>
+        <w:tc>
+          <w:tcPr>
+            <w:tcW w:type="dxa" w:w="7056"/>
+          </w:tcPr>
+          <w:p>
+            <w:r>
+              <w:rPr>
+                <w:sz w:val="18"/>
+              </w:rPr>
+            </w:r>
+          </w:p>
+        </w:tc>
+      </w:tr>
+      <w:tr>
+        <w:tc>
+          <w:tcPr>
+            <w:tcW w:type="dxa" w:w="7056"/>
+          </w:tcPr>
+          <w:p>
+            <w:r>
+              <w:rPr>
+                <w:sz w:val="18"/>
+              </w:rPr>
+            </w:r>
+            <w:r>
+              <w:rPr>
+                <w:sz w:val="18"/>
+              </w:rPr>
+              <w:t>Respondents: who, how reached, n</w:t>
+            </w:r>
+          </w:p>
+        </w:tc>
+        <w:tc>
+          <w:tcPr>
+            <w:tcW w:type="dxa" w:w="7056"/>
+          </w:tcPr>
+          <w:p>
+            <w:r>
+              <w:rPr>
+                <w:sz w:val="18"/>
+              </w:rPr>
+            </w:r>
+          </w:p>
+        </w:tc>
+      </w:tr>
+      <w:tr>
+        <w:tc>
+          <w:tcPr>
+            <w:tcW w:type="dxa" w:w="7056"/>
+          </w:tcPr>
+          <w:p>
+            <w:r>
+              <w:rPr>
+                <w:sz w:val="18"/>
+              </w:rPr>
+            </w:r>
+            <w:r>
+              <w:rPr>
+                <w:sz w:val="18"/>
+              </w:rPr>
+              <w:t>Model(s) + version for the own panel</w:t>
+            </w:r>
+          </w:p>
+        </w:tc>
+        <w:tc>
+          <w:tcPr>
+            <w:tcW w:type="dxa" w:w="7056"/>
+          </w:tcPr>
+          <w:p>
+            <w:r>
+              <w:rPr>
+                <w:sz w:val="18"/>
               </w:rPr>
             </w:r>
           </w:p>
@@ -2933,6 +3305,485 @@
       </w:tr>
     </w:tbl>
     <w:p/>
+    <w:p>
+      <w:r>
+        <w:rPr>
+          <w:b/>
+        </w:rPr>
+        <w:t>Own AI panel table</w:t>
+      </w:r>
+      <w:r>
+        <w:t xml:space="preserve"> (mean · spread · n per cell; asterisk the three least-confident cells).</w:t>
+      </w:r>
+    </w:p>
+    <w:tbl>
+      <w:tblPr>
+        <w:tblStyle w:val="TableGrid"/>
+        <w:tblW w:type="auto" w:w="0"/>
+        <w:tblLook w:firstColumn="1" w:firstRow="1" w:lastColumn="0" w:lastRow="0" w:noHBand="0" w:noVBand="1" w:val="04A0"/>
+      </w:tblPr>
+      <w:tblGrid>
+        <w:gridCol w:w="2352"/>
+        <w:gridCol w:w="2352"/>
+        <w:gridCol w:w="2352"/>
+        <w:gridCol w:w="2352"/>
+        <w:gridCol w:w="2352"/>
+        <w:gridCol w:w="2352"/>
+      </w:tblGrid>
+      <w:tr>
+        <w:tc>
+          <w:tcPr>
+            <w:tcW w:type="dxa" w:w="2352"/>
+          </w:tcPr>
+          <w:p>
+            <w:r>
+              <w:rPr>
+                <w:b/>
+                <w:sz w:val="18"/>
+              </w:rPr>
+            </w:r>
+            <w:r>
+              <w:rPr>
+                <w:b/>
+                <w:sz w:val="18"/>
+              </w:rPr>
+              <w:t>Brand</w:t>
+            </w:r>
+          </w:p>
+        </w:tc>
+        <w:tc>
+          <w:tcPr>
+            <w:tcW w:type="dxa" w:w="2352"/>
+          </w:tcPr>
+          <w:p>
+            <w:r>
+              <w:rPr>
+                <w:b/>
+                <w:sz w:val="18"/>
+              </w:rPr>
+            </w:r>
+            <w:r>
+              <w:rPr>
+                <w:b/>
+                <w:sz w:val="18"/>
+              </w:rPr>
+              <w:t>Attribute 1</w:t>
+            </w:r>
+          </w:p>
+        </w:tc>
+        <w:tc>
+          <w:tcPr>
+            <w:tcW w:type="dxa" w:w="2352"/>
+          </w:tcPr>
+          <w:p>
+            <w:r>
+              <w:rPr>
+                <w:b/>
+                <w:sz w:val="18"/>
+              </w:rPr>
+            </w:r>
+            <w:r>
+              <w:rPr>
+                <w:b/>
+                <w:sz w:val="18"/>
+              </w:rPr>
+              <w:t>Attribute 2</w:t>
+            </w:r>
+          </w:p>
+        </w:tc>
+        <w:tc>
+          <w:tcPr>
+            <w:tcW w:type="dxa" w:w="2352"/>
+          </w:tcPr>
+          <w:p>
+            <w:r>
+              <w:rPr>
+                <w:b/>
+                <w:sz w:val="18"/>
+              </w:rPr>
+            </w:r>
+            <w:r>
+              <w:rPr>
+                <w:b/>
+                <w:sz w:val="18"/>
+              </w:rPr>
+              <w:t>Attribute 3</w:t>
+            </w:r>
+          </w:p>
+        </w:tc>
+        <w:tc>
+          <w:tcPr>
+            <w:tcW w:type="dxa" w:w="2352"/>
+          </w:tcPr>
+          <w:p>
+            <w:r>
+              <w:rPr>
+                <w:b/>
+                <w:sz w:val="18"/>
+              </w:rPr>
+            </w:r>
+            <w:r>
+              <w:rPr>
+                <w:b/>
+                <w:sz w:val="18"/>
+              </w:rPr>
+              <w:t>Attribute 4</w:t>
+            </w:r>
+          </w:p>
+        </w:tc>
+        <w:tc>
+          <w:tcPr>
+            <w:tcW w:type="dxa" w:w="2352"/>
+          </w:tcPr>
+          <w:p>
+            <w:r>
+              <w:rPr>
+                <w:b/>
+                <w:sz w:val="18"/>
+              </w:rPr>
+            </w:r>
+            <w:r>
+              <w:rPr>
+                <w:b/>
+                <w:sz w:val="18"/>
+              </w:rPr>
+              <w:t>Attribute 5</w:t>
+            </w:r>
+          </w:p>
+        </w:tc>
+      </w:tr>
+    </w:tbl>
+    <w:p/>
+    <w:p>
+      <w:r>
+        <w:rPr>
+          <w:b/>
+        </w:rPr>
+        <w:t>Own survey tally</w:t>
+      </w:r>
+      <w:r>
+        <w:t xml:space="preserve"> (average with X excluded, one decimal; X-count per brand in the last column).</w:t>
+      </w:r>
+    </w:p>
+    <w:tbl>
+      <w:tblPr>
+        <w:tblStyle w:val="TableGrid"/>
+        <w:tblW w:type="auto" w:w="0"/>
+        <w:tblLook w:firstColumn="1" w:firstRow="1" w:lastColumn="0" w:lastRow="0" w:noHBand="0" w:noVBand="1" w:val="04A0"/>
+      </w:tblPr>
+      <w:tblGrid>
+        <w:gridCol w:w="2016"/>
+        <w:gridCol w:w="2016"/>
+        <w:gridCol w:w="2016"/>
+        <w:gridCol w:w="2016"/>
+        <w:gridCol w:w="2016"/>
+        <w:gridCol w:w="2016"/>
+        <w:gridCol w:w="2016"/>
+      </w:tblGrid>
+      <w:tr>
+        <w:tc>
+          <w:tcPr>
+            <w:tcW w:type="dxa" w:w="2016"/>
+          </w:tcPr>
+          <w:p>
+            <w:r>
+              <w:rPr>
+                <w:b/>
+                <w:sz w:val="18"/>
+              </w:rPr>
+            </w:r>
+            <w:r>
+              <w:rPr>
+                <w:b/>
+                <w:sz w:val="18"/>
+              </w:rPr>
+              <w:t>Brand</w:t>
+            </w:r>
+          </w:p>
+        </w:tc>
+        <w:tc>
+          <w:tcPr>
+            <w:tcW w:type="dxa" w:w="2016"/>
+          </w:tcPr>
+          <w:p>
+            <w:r>
+              <w:rPr>
+                <w:b/>
+                <w:sz w:val="18"/>
+              </w:rPr>
+            </w:r>
+            <w:r>
+              <w:rPr>
+                <w:b/>
+                <w:sz w:val="18"/>
+              </w:rPr>
+              <w:t>Attribute 1</w:t>
+            </w:r>
+          </w:p>
+        </w:tc>
+        <w:tc>
+          <w:tcPr>
+            <w:tcW w:type="dxa" w:w="2016"/>
+          </w:tcPr>
+          <w:p>
+            <w:r>
+              <w:rPr>
+                <w:b/>
+                <w:sz w:val="18"/>
+              </w:rPr>
+            </w:r>
+            <w:r>
+              <w:rPr>
+                <w:b/>
+                <w:sz w:val="18"/>
+              </w:rPr>
+              <w:t>Attribute 2</w:t>
+            </w:r>
+          </w:p>
+        </w:tc>
+        <w:tc>
+          <w:tcPr>
+            <w:tcW w:type="dxa" w:w="2016"/>
+          </w:tcPr>
+          <w:p>
+            <w:r>
+              <w:rPr>
+                <w:b/>
+                <w:sz w:val="18"/>
+              </w:rPr>
+            </w:r>
+            <w:r>
+              <w:rPr>
+                <w:b/>
+                <w:sz w:val="18"/>
+              </w:rPr>
+              <w:t>Attribute 3</w:t>
+            </w:r>
+          </w:p>
+        </w:tc>
+        <w:tc>
+          <w:tcPr>
+            <w:tcW w:type="dxa" w:w="2016"/>
+          </w:tcPr>
+          <w:p>
+            <w:r>
+              <w:rPr>
+                <w:b/>
+                <w:sz w:val="18"/>
+              </w:rPr>
+            </w:r>
+            <w:r>
+              <w:rPr>
+                <w:b/>
+                <w:sz w:val="18"/>
+              </w:rPr>
+              <w:t>Attribute 4</w:t>
+            </w:r>
+          </w:p>
+        </w:tc>
+        <w:tc>
+          <w:tcPr>
+            <w:tcW w:type="dxa" w:w="2016"/>
+          </w:tcPr>
+          <w:p>
+            <w:r>
+              <w:rPr>
+                <w:b/>
+                <w:sz w:val="18"/>
+              </w:rPr>
+            </w:r>
+            <w:r>
+              <w:rPr>
+                <w:b/>
+                <w:sz w:val="18"/>
+              </w:rPr>
+              <w:t>Attribute 5</w:t>
+            </w:r>
+          </w:p>
+        </w:tc>
+        <w:tc>
+          <w:tcPr>
+            <w:tcW w:type="dxa" w:w="2016"/>
+          </w:tcPr>
+          <w:p>
+            <w:r>
+              <w:rPr>
+                <w:b/>
+                <w:sz w:val="18"/>
+              </w:rPr>
+            </w:r>
+            <w:r>
+              <w:rPr>
+                <w:b/>
+                <w:sz w:val="18"/>
+              </w:rPr>
+              <w:t>X-count (of n)</w:t>
+            </w:r>
+          </w:p>
+        </w:tc>
+      </w:tr>
+    </w:tbl>
+    <w:p/>
+    <w:tbl>
+      <w:tblPr>
+        <w:tblStyle w:val="TableGrid"/>
+        <w:tblW w:type="auto" w:w="0"/>
+        <w:tblLook w:firstColumn="1" w:firstRow="1" w:lastColumn="0" w:lastRow="0" w:noHBand="0" w:noVBand="1" w:val="04A0"/>
+      </w:tblPr>
+      <w:tblGrid>
+        <w:gridCol w:w="7056"/>
+        <w:gridCol w:w="7056"/>
+      </w:tblGrid>
+      <w:tr>
+        <w:tc>
+          <w:tcPr>
+            <w:tcW w:type="dxa" w:w="7056"/>
+          </w:tcPr>
+          <w:p>
+            <w:r>
+              <w:rPr>
+                <w:b/>
+                <w:sz w:val="18"/>
+              </w:rPr>
+            </w:r>
+            <w:r>
+              <w:rPr>
+                <w:b/>
+                <w:sz w:val="18"/>
+              </w:rPr>
+              <w:t>Own-study check</w:t>
+            </w:r>
+          </w:p>
+        </w:tc>
+        <w:tc>
+          <w:tcPr>
+            <w:tcW w:type="dxa" w:w="7056"/>
+          </w:tcPr>
+          <w:p>
+            <w:r>
+              <w:rPr>
+                <w:b/>
+                <w:sz w:val="18"/>
+              </w:rPr>
+            </w:r>
+            <w:r>
+              <w:rPr>
+                <w:b/>
+                <w:sz w:val="18"/>
+              </w:rPr>
+              <w:t>Your entry</w:t>
+            </w:r>
+          </w:p>
+        </w:tc>
+      </w:tr>
+      <w:tr>
+        <w:tc>
+          <w:tcPr>
+            <w:tcW w:type="dxa" w:w="7056"/>
+          </w:tcPr>
+          <w:p>
+            <w:r>
+              <w:rPr>
+                <w:sz w:val="18"/>
+              </w:rPr>
+            </w:r>
+            <w:r>
+              <w:rPr>
+                <w:sz w:val="18"/>
+              </w:rPr>
+              <w:t>Pair-agreement % (AI vs. your respondents) and the chance floor</w:t>
+            </w:r>
+          </w:p>
+        </w:tc>
+        <w:tc>
+          <w:tcPr>
+            <w:tcW w:type="dxa" w:w="7056"/>
+          </w:tcPr>
+          <w:p>
+            <w:r>
+              <w:rPr>
+                <w:sz w:val="18"/>
+              </w:rPr>
+            </w:r>
+          </w:p>
+        </w:tc>
+      </w:tr>
+      <w:tr>
+        <w:tc>
+          <w:tcPr>
+            <w:tcW w:type="dxa" w:w="7056"/>
+          </w:tcPr>
+          <w:p>
+            <w:r>
+              <w:rPr>
+                <w:sz w:val="18"/>
+              </w:rPr>
+            </w:r>
+            <w:r>
+              <w:rPr>
+                <w:sz w:val="18"/>
+              </w:rPr>
+              <w:t>Biggest miss, and your one-line diagnosis (AI doesn't know the brand / your respondents see something the internet doesn't)</w:t>
+            </w:r>
+          </w:p>
+        </w:tc>
+        <w:tc>
+          <w:tcPr>
+            <w:tcW w:type="dxa" w:w="7056"/>
+          </w:tcPr>
+          <w:p>
+            <w:r>
+              <w:rPr>
+                <w:sz w:val="18"/>
+              </w:rPr>
+            </w:r>
+          </w:p>
+        </w:tc>
+      </w:tr>
+      <w:tr>
+        <w:tc>
+          <w:tcPr>
+            <w:tcW w:type="dxa" w:w="7056"/>
+          </w:tcPr>
+          <w:p>
+            <w:r>
+              <w:rPr>
+                <w:sz w:val="18"/>
+              </w:rPr>
+            </w:r>
+            <w:r>
+              <w:rPr>
+                <w:sz w:val="18"/>
+              </w:rPr>
+              <w:t>Anything changed after the Form went out (must be declared)</w:t>
+            </w:r>
+          </w:p>
+        </w:tc>
+        <w:tc>
+          <w:tcPr>
+            <w:tcW w:type="dxa" w:w="7056"/>
+          </w:tcPr>
+          <w:p>
+            <w:r>
+              <w:rPr>
+                <w:sz w:val="18"/>
+              </w:rPr>
+            </w:r>
+          </w:p>
+        </w:tc>
+      </w:tr>
+    </w:tbl>
+    <w:p/>
+    <w:p>
+      <w:pPr>
+        <w:sectPr>
+          <w:pgSz w:w="15840" w:h="12240" w:orient="landscape"/>
+          <w:pgMar w:top="1008" w:right="864" w:bottom="1008" w:left="864" w:header="720" w:footer="720" w:gutter="0"/>
+          <w:cols w:space="720"/>
+          <w:docGrid w:linePitch="360"/>
+        </w:sectPr>
+      </w:pPr>
+    </w:p>
     <w:p>
       <w:pPr>
         <w:pStyle w:val="Heading2"/>
@@ -2949,19 +3800,24 @@
         <w:rPr>
           <w:rFonts w:ascii="Courier New" w:hAnsi="Courier New"/>
         </w:rPr>
-        <w:t>Team1_step2_trapbrand_confident_20260910.png</w:t>
+        <w:t>Team1_s1_trapbrand_confident_20260911.png</w:t>
       </w:r>
       <w:r>
-        <w:t xml:space="preserve"> · step 2 · "Survey prompt for [trap brand] × value returns 8 with no hedge" · 2026-09-10. An index row that does not: </w:t>
+        <w:t xml:space="preserve"> · Stage 1 · step 2 · "Survey prompt for [trap brand] × low prices returns 8 with no hedge" · 2026-09-11. An index row that does not: </w:t>
       </w:r>
       <w:r>
         <w:rPr>
           <w:rFonts w:ascii="Courier New" w:hAnsi="Courier New"/>
         </w:rPr>
-        <w:t>Screenshot 2026-09-10 at 9.14.02 PM.png</w:t>
+        <w:t>Screenshot 2026-09-11 at 9.14.02 PM.png</w:t>
       </w:r>
       <w:r>
         <w:t xml:space="preserve"> · step 2 · "trap test". The first tells the judge what to look for before opening the file; the second makes them guess.</w:t>
+      </w:r>
+    </w:p>
+    <w:p>
+      <w:r>
+        <w:t>An own-study card that passes the one rule: "Sportswear · client: a Shanghai performance-wear brand entering the US · Nike, Adidas, Lululemon, Under Armour, New Balance, Puma · attributes: known for performance technology / known for low prices / known for style and fashion / known for comfort / trendy on social media · respondents: 18 friends and family who bought athletic wear this year, reached by group chat." One that fails: "Enterprise cloud providers" — your friends cannot rate six of them by name, so the X column swallows the check.</w:t>
       </w:r>
     </w:p>
     <w:sectPr>

--- a/ibm6450/files/MiniD4-D5.docx
+++ b/ibm6450/files/MiniD4-D5.docx
@@ -435,7 +435,7 @@
         <w:t>Check it:</w:t>
       </w:r>
       <w:r>
-        <w:t xml:space="preserve"> tally your responses (X excluded and counted), run the order-check prompt on your AI table vs. your human table , state the floor.</w:t>
+        <w:t xml:space="preserve"> tally your responses (X excluded and counted), run the order-check prompt on your AI table vs. your human table, state the floor.</w:t>
       </w:r>
     </w:p>
     <w:p>

--- a/ibm6450/files/MiniD4-D5.docx
+++ b/ibm6450/files/MiniD4-D5.docx
@@ -280,7 +280,7 @@
         <w:t>Set up the evidence folder</w:t>
       </w:r>
       <w:r>
-        <w:t xml:space="preserve"> (Drive or OneDrive, shared with me). Name every file </w:t>
+        <w:t xml:space="preserve"> (Drive or OneDrive, shared with me). Name every screenshot you take with the pattern </w:t>
       </w:r>
       <w:r>
         <w:rPr>
@@ -289,7 +289,7 @@
         <w:t>Team&lt;N&gt;_step&lt;k&gt;_&lt;what&gt;_&lt;YYYYMMDD&gt;.png</w:t>
       </w:r>
       <w:r>
-        <w:t xml:space="preserve">, e.g. </w:t>
+        <w:t xml:space="preserve"> — for example, Team 1's trap-test screenshot from the lab would be named </w:t>
       </w:r>
       <w:r>
         <w:rPr>
@@ -298,7 +298,7 @@
         <w:t>Team1_s1_trapbrand_confident_20260911.png</w:t>
       </w:r>
       <w:r>
-        <w:t>.</w:t>
+        <w:t>. (These are naming examples for your own files, not pictures you download.)</w:t>
       </w:r>
     </w:p>
     <w:p>
@@ -3794,7 +3794,7 @@
     </w:p>
     <w:p>
       <w:r>
-        <w:t xml:space="preserve">An index row that counts: </w:t>
+        <w:t xml:space="preserve">An index row that counts (a made-up example — your file names will be your own): </w:t>
       </w:r>
       <w:r>
         <w:rPr>

--- a/ibm6450/files/MiniD4-D5.docx
+++ b/ibm6450/files/MiniD4-D5.docx
@@ -57,7 +57,7 @@
                 <w:b/>
                 <w:sz w:val="19"/>
               </w:rPr>
-              <w:t>No separate Canvas points; feeds the mini rubric's Execute row (30 of 100; mini project = 15% of the course)</w:t>
+              <w:t>Not graded — a self-paced checkpoint. The Sep 25 rubric's Execute row (30 of 100; team; mini project = 15% of the course) is scored from what is in your evidence folder</w:t>
             </w:r>
           </w:p>
         </w:tc>
@@ -171,7 +171,7 @@
               <w:rPr>
                 <w:sz w:val="19"/>
               </w:rPr>
-              <w:t>Canvas — PDF of this doc's template, filled + the evidence-folder link (re-upload for D5)</w:t>
+              <w:t>Nothing to upload for points — keep the filled template and tables in your team evidence folder (share the folder with me)</w:t>
             </w:r>
           </w:p>
         </w:tc>
@@ -226,7 +226,7 @@
     </w:p>
     <w:p>
       <w:r>
-        <w:t xml:space="preserve">Execute is the heaviest rubric row, scored on what is in your folder, not on adjectives in your slides — and it now covers two runs of the method. </w:t>
+        <w:t xml:space="preserve">Execute is the heaviest rubric row, scored on what is in your folder, not on adjectives in your slides, and it covers two runs of the method. </w:t>
       </w:r>
       <w:r>
         <w:rPr>
@@ -289,7 +289,7 @@
         <w:t>Team&lt;N&gt;_step&lt;k&gt;_&lt;what&gt;_&lt;YYYYMMDD&gt;.png</w:t>
       </w:r>
       <w:r>
-        <w:t xml:space="preserve"> — for example, Team 1's trap-test screenshot from the lab would be named </w:t>
+        <w:t xml:space="preserve">, e.g. </w:t>
       </w:r>
       <w:r>
         <w:rPr>
@@ -298,7 +298,7 @@
         <w:t>Team1_s1_trapbrand_confident_20260911.png</w:t>
       </w:r>
       <w:r>
-        <w:t>. (These are naming examples for your own files, not pictures you download.)</w:t>
+        <w:t xml:space="preserve"> (a naming example, not a file to download).</w:t>
       </w:r>
     </w:p>
     <w:p>
@@ -326,7 +326,7 @@
         <w:t>Stage 1 · Ask it.</w:t>
       </w:r>
       <w:r>
-        <w:t xml:space="preserve"> Five separate chats, same survey prompt, same cell (Starbucks × coffee quality); record the five numbers. Trap test: your invented brand gets the survey prompt (screenshot the confident number), then a fresh chat asks "Is ___ a real coffee-shop brand in the United States?" (screenshot); repeat both with the smallest real brand on the card. Panel prompt → your team's 6 × 5 table from 20 simulated consumers, pasted into the folder as plain text.</w:t>
+        <w:t xml:space="preserve"> Five separate chats, same survey prompt, same cell (Starbucks × coffee quality); record the five numbers. Trap test: your invented brand gets the survey prompt (screenshot the number), then a fresh chat asks "Is ___ a real coffee-shop brand in the United States?" (screenshot); repeat with the smallest real brand on the card. Panel prompt → your team's 6 × 5 table from 20 simulated consumers, pasted into the folder as plain text.</w:t>
       </w:r>
     </w:p>
     <w:p>
@@ -368,7 +368,7 @@
         <w:t>Fill the evidence index</w:t>
       </w:r>
       <w:r>
-        <w:t xml:space="preserve"> (Appendix A): one row per file, which stage and step, what it shows, and the date. Upload the PDF with the folder link on Sep 11.</w:t>
+        <w:t xml:space="preserve"> (Appendix A): one row per file, which stage and step, what it shows, and the date. Save the PDF to the folder the night of the lab.</w:t>
       </w:r>
     </w:p>
     <w:p>
@@ -393,7 +393,7 @@
         <w:t>Launch the Form by Sun Sep 13</w:t>
       </w:r>
       <w:r>
-        <w:t>, on the class Form's pattern (five grids, your six brands, 0–10 + X, anonymous, no sign-in). The companion page has a Form-builder prompt that makes ChatGPT write the Apps Script. Respondents: anyone outside your team who buys in the category (friends, family, coworkers, other-course classmates); 15 or more, 10 minimum. Nobody sees an AI number before answering.</w:t>
+        <w:t>, on the class Form's pattern (five grids, your six brands, 0–10 + X, anonymous, no sign-in). The companion page's Form-builder prompt makes ChatGPT write the Apps Script. Respondents: anyone outside your team who buys in the category (friends, family, coworkers, other-course classmates); 15 or more, 10 minimum. Nobody sees an AI number before answering.</w:t>
       </w:r>
     </w:p>
     <w:p>
@@ -454,21 +454,10 @@
         <w:rPr>
           <w:b/>
         </w:rPr>
-        <w:t>Whoever is not at the keyboard drafts the Explain beat on paper.</w:t>
-      </w:r>
-    </w:p>
-    <w:p>
-      <w:pPr>
-        <w:pStyle w:val="ListNumber"/>
-      </w:pPr>
-      <w:r>
-        <w:rPr>
-          <w:b/>
-        </w:rPr>
-        <w:t>Re-upload the PDF</w:t>
+        <w:t>Save the completed PDF</w:t>
       </w:r>
       <w:r>
-        <w:t xml:space="preserve"> with Appendix A completed and the folder link by Wed Sep 23, 11:59 PM.</w:t>
+        <w:t xml:space="preserve"> (Appendix A filled) to the folder by Wed Sep 23, 11:59 PM.</w:t>
       </w:r>
     </w:p>
     <w:p>
@@ -555,6 +544,11 @@
       </w:pPr>
       <w:r>
         <w:t>How you'll be graded</w:t>
+      </w:r>
+    </w:p>
+    <w:p>
+      <w:r>
+        <w:t>Not graded here; the rows are what the Sep 25 judges look for in your folder.</w:t>
       </w:r>
     </w:p>
     <w:tbl>

--- a/ibm6450/files/MiniD4-D5.docx
+++ b/ibm6450/files/MiniD4-D5.docx
@@ -57,7 +57,7 @@
                 <w:b/>
                 <w:sz w:val="19"/>
               </w:rPr>
-              <w:t>Not graded — a self-paced checkpoint. The Sep 25 rubric's Execute row (30 of 100; team; mini project = 15% of the course) is scored from what is in your evidence folder</w:t>
+              <w:t>Not graded — a self-paced checkpoint. The Oct 2 rubric's Execute row (30 of 100; team; mini project = 15% of the course) is scored from what is in your evidence folder</w:t>
             </w:r>
           </w:p>
         </w:tc>
@@ -95,7 +95,7 @@
               <w:rPr>
                 <w:sz w:val="19"/>
               </w:rPr>
-              <w:t>D4 Friday Sep 11 (lab evidence-folder link on Canvas, the night of the lab) · D5 Wednesday Sep 23, 11:59 PM (own-study data package; your Form closes that day)</w:t>
+              <w:t>D4 Friday Sep 18, 7:00 PM (lab evidence-folder link on Canvas; 15-min check-in in class) · D5 Wednesday Sep 30, 11:59 PM (own-study data package; your Form closes that day)</w:t>
             </w:r>
           </w:p>
         </w:tc>
@@ -192,7 +192,7 @@
         <w:rPr>
           <w:i/>
         </w:rPr>
-        <w:t>the mini-project lab</w:t>
+        <w:t>white space and the delta method</w:t>
       </w:r>
       <w:r>
         <w:t xml:space="preserve"> → Sep 18 </w:t>
@@ -201,10 +201,10 @@
         <w:rPr>
           <w:i/>
         </w:rPr>
-        <w:t>AI-powered literature review</w:t>
+        <w:t>AI-assisted literature research</w:t>
       </w:r>
       <w:r>
-        <w:t xml:space="preserve"> → Project beat — the lab (Block 2) and your own study (Block 3) → Stack layer — </w:t>
+        <w:t xml:space="preserve"> → Project beat — the coffee lab on team time (Block 2) and your own study (Block 3) → Stack layer — </w:t>
       </w:r>
       <w:r>
         <w:rPr>
@@ -226,7 +226,7 @@
     </w:p>
     <w:p>
       <w:r>
-        <w:t xml:space="preserve">Execute is the heaviest rubric row, scored on what is in your folder, not on adjectives in your slides, and it covers two runs of the method. </w:t>
+        <w:t xml:space="preserve">Execute is the heaviest rubric row, scored on what is in your folder, not on adjectives in your slides; it covers two runs of the method. </w:t>
       </w:r>
       <w:r>
         <w:rPr>
@@ -235,7 +235,7 @@
         <w:t>D4</w:t>
       </w:r>
       <w:r>
-        <w:t xml:space="preserve"> is the lab: on Sep 11 every team runs all three stages on the coffee card in one evening (Stage 1 panel with spread and trap test; Stage 2 map with named axes; Stage 3 class-survey check with the floor). </w:t>
+        <w:t xml:space="preserve"> is the lab, on your team's own time Sep 12–18: all three stages on the coffee card (Stage 1 panel with spread and trap test; Stage 2 map with named axes; Stage 3 class-survey check with the floor). </w:t>
       </w:r>
       <w:r>
         <w:rPr>
@@ -263,10 +263,10 @@
         <w:rPr>
           <w:b/>
         </w:rPr>
-        <w:t>Before Sep 11: build the map artifact.</w:t>
+        <w:t>First: build the map artifact.</w:t>
       </w:r>
       <w:r>
-        <w:t xml:space="preserve"> Map-builder prompt on the companion page, pre-run GPT-4.1 table; iterate by rejecting drafts, not by coding. It takes any 6 × 5 table, so it serves your own category too.</w:t>
+        <w:t xml:space="preserve"> Map-builder prompt on the companion page, pre-run GPT-4.1 table; iterate by rejecting drafts. It takes any 6 × 5 table, so it serves your own category too.</w:t>
       </w:r>
     </w:p>
     <w:p>
@@ -309,10 +309,10 @@
         <w:rPr>
           <w:b/>
         </w:rPr>
-        <w:t>The lab, Sep 11 (D4)</w:t>
+        <w:t>The lab, Sep 12–18, team time (D4)</w:t>
       </w:r>
       <w:r>
-        <w:t xml:space="preserve"> — fresh chats every time so the AI cannot remember its last answer:</w:t>
+        <w:t xml:space="preserve"> — fresh chats, so the AI cannot remember its last answer:</w:t>
       </w:r>
     </w:p>
     <w:p>
@@ -354,7 +354,7 @@
         <w:t>Stage 3 · Check it.</w:t>
       </w:r>
       <w:r>
-        <w:t xml:space="preserve"> Tally the class-survey Sheet (released to all teams at the start of the lab): X excluded from averages and counted per brand; spot-check three cells by hand. Run the order-check prompt on your AI table vs. the class table; save the per-attribute rankings and the pair-agreement percentage next to the chance floor. One line per big miss.</w:t>
+        <w:t xml:space="preserve"> Tally the class-survey Sheet (on Canvas since Sep 11): X excluded from averages and counted per brand; spot-check three cells by hand. Run the order-check prompt on your AI table vs. the class table; save the per-attribute rankings and the pair-agreement percentage next to the chance floor. One line per big miss.</w:t>
       </w:r>
     </w:p>
     <w:p>
@@ -368,7 +368,7 @@
         <w:t>Fill the evidence index</w:t>
       </w:r>
       <w:r>
-        <w:t xml:space="preserve"> (Appendix A): one row per file, which stage and step, what it shows, and the date. Save the PDF to the folder the night of the lab.</w:t>
+        <w:t xml:space="preserve"> (Appendix A): one row per file, which stage and step, what it shows, and the date. Save the PDF to the folder by Fri Sep 18, 7:00 PM (15-minute check-in in class).</w:t>
       </w:r>
     </w:p>
     <w:p>
@@ -379,7 +379,7 @@
         <w:rPr>
           <w:b/>
         </w:rPr>
-        <w:t>Your own study, Sep 12–23 (D5).</w:t>
+        <w:t>Your own study, Sep 12–30 (D5).</w:t>
       </w:r>
     </w:p>
     <w:p>
@@ -443,7 +443,7 @@
         <w:pStyle w:val="ListBullet"/>
       </w:pPr>
       <w:r>
-        <w:t>Close the Form Wed Sep 23 and enter the tables in Appendix A.</w:t>
+        <w:t>Close the Form Wed Sep 30 and enter the tables in Appendix A.</w:t>
       </w:r>
     </w:p>
     <w:p>
@@ -457,7 +457,7 @@
         <w:t>Save the completed PDF</w:t>
       </w:r>
       <w:r>
-        <w:t xml:space="preserve"> (Appendix A filled) to the folder by Wed Sep 23, 11:59 PM.</w:t>
+        <w:t xml:space="preserve"> (Appendix A filled) to the folder by Wed Sep 30, 11:59 PM.</w:t>
       </w:r>
     </w:p>
     <w:p>
@@ -548,7 +548,7 @@
     </w:p>
     <w:p>
       <w:r>
-        <w:t>Not graded here; the rows are what the Sep 25 judges look for in your folder.</w:t>
+        <w:t>Not graded here; the rows are what the Oct 2 judges look for in your folder.</w:t>
       </w:r>
     </w:p>
     <w:tbl>
@@ -731,7 +731,7 @@
               <w:rPr>
                 <w:sz w:val="19"/>
               </w:rPr>
-              <w:t>Every claim you will make on Sep 25 already has a named screenshot; the spread, the trap pair, the two maps, and the floor are visible in the file, not described — for both studies</w:t>
+              <w:t>Every claim you will make on Oct 2 already has a named screenshot; the spread, the trap pair, the two maps, and the floor are visible in the file, not described — for both studies</w:t>
             </w:r>
           </w:p>
         </w:tc>
@@ -787,7 +787,7 @@
               <w:rPr>
                 <w:sz w:val="19"/>
               </w:rPr>
-              <w:t>Form launched by Sep 13 and closed Sep 23; n reported honestly with the X-rate per brand; respondents never shown an AI number; nothing edited or dropped</w:t>
+              <w:t>Form launched by Sep 13 and closed Sep 30; n reported honestly with the X-rate per brand; respondents never shown an AI number; nothing edited or dropped</w:t>
             </w:r>
           </w:p>
         </w:tc>
